--- a/course_development/active_inference_family/04_screens_toys_tools/05_action/output/lecture-content/05_action-module.docx
+++ b/course_development/active_inference_family/04_screens_toys_tools/05_action/output/lecture-content/05_action-module.docx
@@ -4,7 +4,7 @@
   <w:body>
     <w:p>
       <w:r>
-        <w:t>Module 05: Action in Family</w:t>
+        <w:t>Module 05: Action — Video Games and Controls</w:t>
       </w:r>
     </w:p>
     <w:p>
@@ -14,12 +14,22 @@
     </w:p>
     <w:p>
       <w:r>
-        <w:t>Define Action within the context of Family.  Analyze how Action interacts with other components of the Active Inference framework.  Apply specific constraints of Family to the formal definition of Action.   Introduction</w:t>
+        <w:t>Understand that Action in a video game happens through a Controller .  Learn about Latency (The speed of the signal).  Know that video games are "Feedback Loops" (You act -&gt; Game reacts -&gt; You react).   Introduction: The Magic Button</w:t>
       </w:r>
     </w:p>
     <w:p>
       <w:r>
-        <w:t>This module explores Action . In the Family curriculum, we approach this topic with a focus on specific applications and theoretical depth appropriate for the audience. Action is a critical component of the 8-part Active Inference spine, bridging the gap between [Previous Topic] and [Next Topic].</w:t>
+        <w:t>When you press "A" on your controller, Mario jumps.</w:t>
+        <w:br/>
+        <w:t>It feels instant.</w:t>
+        <w:br/>
+        <w:t>But it is a journey.</w:t>
+        <w:br/>
+        <w:t>Finger -&gt; Button -&gt; Wire -&gt; Console -&gt; TV -&gt; Eyes.</w:t>
+        <w:br/>
+        <w:t>If any part of that chain is slow, you die in the game.</w:t>
+        <w:br/>
+        <w:t>This is the Perception-Action Loop at light speed.</w:t>
       </w:r>
     </w:p>
     <w:p>
@@ -29,56 +39,98 @@
     </w:p>
     <w:p>
       <w:r>
-        <w:t>1. Action as a Markov Blanket Boundary</w:t>
+        <w:t>1. The Interface (The Bridge)</w:t>
       </w:r>
     </w:p>
     <w:p>
       <w:r>
-        <w:t>How does Action define the boundary between the agent and the environment?</w:t>
+        <w:t>A controller is a bridge between your hands and the computer code.</w:t>
       </w:r>
     </w:p>
     <w:p>
       <w:r>
-        <w:t>2. Generative Models of Action</w:t>
+        <w:t>Buttons = Triggers.  Joysticks = Direction vectors.  Touchscreens = X,Y coordinates.   2. Latency (Lag)</w:t>
       </w:r>
     </w:p>
     <w:p>
       <w:r>
-        <w:t>What parameters involved in Action must be optimized to minimize variational free energy?</w:t>
+        <w:t>Have you ever played a game that felt "sticky"?</w:t>
+        <w:br/>
+        <w:t>That is Latency .</w:t>
+        <w:br/>
+        <w:t>The delay between your brain saying "Jump!" and Mario jumping.</w:t>
+        <w:br/>
+        <w:t>Low Latency = Good responsiveness.</w:t>
+        <w:br/>
+        <w:t>High Latency = Frustration (Game Over).</w:t>
       </w:r>
     </w:p>
     <w:p>
       <w:r>
-        <w:t>3. Active Inference Dynamics</w:t>
+        <w:t>3. Feedback (Rumble)</w:t>
       </w:r>
     </w:p>
     <w:p>
       <w:r>
-        <w:t>How does the process of Action drive the perception-action loop?</w:t>
+        <w:t>How do you know you got hit?</w:t>
       </w:r>
     </w:p>
     <w:p>
       <w:r>
-        <w:t>Applications</w:t>
+        <w:t>Screen flashes red (Visual).  Sound effect (Auditory).  Controller shakes (Haptic).</w:t>
+        <w:br/>
+        <w:t>The game "touches" you back!   Activities</w:t>
       </w:r>
     </w:p>
     <w:p>
       <w:r>
-        <w:t>In Family, we see Action manifest in:</w:t>
-        <w:br/>
-        <w:t>* Specific Example 1 : [Add domain-specific example here]</w:t>
-        <w:br/>
-        <w:t>* Specific Example 2 : [Add domain-specific example here]</w:t>
+        <w:t>Activity 1: The Human Controller</w:t>
       </w:r>
     </w:p>
     <w:p>
       <w:r>
-        <w:t>Conclusion</w:t>
+        <w:t>Partner A is the Player (holding a fake controller).</w:t>
+        <w:br/>
+        <w:t>Partner B is the Character (standing in front).</w:t>
+        <w:br/>
+        <w:t>A presses "A" -&gt; B jumps.</w:t>
+        <w:br/>
+        <w:t>A presses "Left" -&gt; B steps left.</w:t>
+        <w:br/>
+        <w:t>Be fast!</w:t>
+        <w:br/>
+        <w:t>If B is slow, say "Lag!"</w:t>
       </w:r>
     </w:p>
     <w:p>
       <w:r>
-        <w:t>Understanding Action allows us to better model complex adaptive systems. In the next module, we will expand on this foundation.</w:t>
+        <w:t>Activity 2: The Mirror Game</w:t>
+      </w:r>
+    </w:p>
+    <w:p>
+      <w:r>
+        <w:t>Stand face to face.</w:t>
+        <w:br/>
+        <w:t>Try to move your hands exactly at the same time.</w:t>
+        <w:br/>
+        <w:t>Who is leading? Who is following?</w:t>
+        <w:br/>
+        <w:t>In a perfect loop, action and perception happen together.</w:t>
+      </w:r>
+    </w:p>
+    <w:p>
+      <w:r>
+        <w:t>Summary</w:t>
+      </w:r>
+    </w:p>
+    <w:p>
+      <w:r>
+        <w:t>Video games are the best way to practice Active Inference. You predict, you act, you update.</w:t>
+      </w:r>
+    </w:p>
+    <w:p>
+      <w:r>
+        <w:t>References</w:t>
       </w:r>
     </w:p>
     <w:sectPr>
